--- a/DataCo Proyect.docx
+++ b/DataCo Proyect.docx
@@ -3,1667 +3,847 @@
 <w:document xmlns:wpc="http://schemas.microsoft.com/office/word/2010/wordprocessingCanvas" xmlns:cx="http://schemas.microsoft.com/office/drawing/2014/chartex" xmlns:cx1="http://schemas.microsoft.com/office/drawing/2015/9/8/chartex" xmlns:cx2="http://schemas.microsoft.com/office/drawing/2015/10/21/chartex" xmlns:cx3="http://schemas.microsoft.com/office/drawing/2016/5/9/chartex" xmlns:cx4="http://schemas.microsoft.com/office/drawing/2016/5/10/chartex" xmlns:cx5="http://schemas.microsoft.com/office/drawing/2016/5/11/chartex" xmlns:cx6="http://schemas.microsoft.com/office/drawing/2016/5/12/chartex" xmlns:cx7="http://schemas.microsoft.com/office/drawing/2016/5/13/chartex" xmlns:cx8="http://schemas.microsoft.com/office/drawing/2016/5/14/chartex" xmlns:mc="http://schemas.openxmlformats.org/markup-compatibility/2006" xmlns:aink="http://schemas.microsoft.com/office/drawing/2016/ink" xmlns:am3d="http://schemas.microsoft.com/office/drawing/2017/model3d" xmlns:o="urn:schemas-microsoft-com:office:office" xmlns:oel="http://schemas.microsoft.com/office/2019/extlst" xmlns:r="http://schemas.openxmlformats.org/officeDocument/2006/relationships" xmlns:m="http://schemas.openxmlformats.org/officeDocument/2006/math" xmlns:v="urn:schemas-microsoft-com:vml" xmlns:wp14="http://schemas.microsoft.com/office/word/2010/wordprocessingDrawing" xmlns:wp="http://schemas.openxmlformats.org/drawingml/2006/wordprocessingDrawing" xmlns:w10="urn:schemas-microsoft-com:office:word" xmlns:w="http://schemas.openxmlformats.org/wordprocessingml/2006/main" xmlns:w14="http://schemas.microsoft.com/office/word/2010/wordml" xmlns:w15="http://schemas.microsoft.com/office/word/2012/wordml" xmlns:w16cex="http://schemas.microsoft.com/office/word/2018/wordml/cex" xmlns:w16cid="http://schemas.microsoft.com/office/word/2016/wordml/cid" xmlns:w16="http://schemas.microsoft.com/office/word/2018/wordml" xmlns:w16du="http://schemas.microsoft.com/office/word/2023/wordml/word16du" xmlns:w16sdtdh="http://schemas.microsoft.com/office/word/2020/wordml/sdtdatahash" xmlns:w16sdtfl="http://schemas.microsoft.com/office/word/2024/wordml/sdtformatlock" xmlns:w16se="http://schemas.microsoft.com/office/word/2015/wordml/symex" xmlns:wpg="http://schemas.microsoft.com/office/word/2010/wordprocessingGroup" xmlns:wpi="http://schemas.microsoft.com/office/word/2010/wordprocessingInk" xmlns:wne="http://schemas.microsoft.com/office/word/2006/wordml" xmlns:wps="http://schemas.microsoft.com/office/word/2010/wordprocessingShape" mc:Ignorable="w14 w15 w16se w16cid w16 w16cex w16sdtdh w16sdtfl w16du wp14">
   <w:body>
     <w:p>
-      <w:r>
-        <w:t>Proyecto para portafolio:</w:t>
-      </w:r>
-    </w:p>
-    <w:p>
+      <w:pPr>
+        <w:rPr>
+          <w:lang w:val="en-US"/>
+        </w:rPr>
+      </w:pPr>
       <w:proofErr w:type="spellStart"/>
       <w:r>
+        <w:rPr>
+          <w:b/>
+          <w:bCs/>
+          <w:lang w:val="en-US"/>
+        </w:rPr>
         <w:t>DataCo</w:t>
       </w:r>
       <w:proofErr w:type="spellEnd"/>
       <w:r>
-        <w:t xml:space="preserve"> Global </w:t>
+        <w:rPr>
+          <w:b/>
+          <w:bCs/>
+          <w:lang w:val="en-US"/>
+        </w:rPr>
+        <w:t xml:space="preserve"> Global Supply Chain</w:t>
+      </w:r>
+      <w:r>
+        <w:rPr>
+          <w:b/>
+          <w:bCs/>
+          <w:lang w:val="en-US"/>
+        </w:rPr>
+        <w:t xml:space="preserve"> -</w:t>
+      </w:r>
+      <w:r>
+        <w:rPr>
+          <w:b/>
+          <w:bCs/>
+          <w:lang w:val="en-US"/>
+        </w:rPr>
+        <w:t xml:space="preserve"> Project Documentation</w:t>
+      </w:r>
+    </w:p>
+    <w:p>
+      <w:pPr>
+        <w:rPr>
+          <w:lang w:val="en-US"/>
+        </w:rPr>
+      </w:pPr>
+      <w:r>
+        <w:rPr>
+          <w:b/>
+          <w:bCs/>
+          <w:lang w:val="en-US"/>
+        </w:rPr>
+        <w:t>Business Questions</w:t>
+      </w:r>
+    </w:p>
+    <w:p>
+      <w:pPr>
+        <w:rPr>
+          <w:lang w:val="en-US"/>
+        </w:rPr>
+      </w:pPr>
+      <w:r>
+        <w:rPr>
+          <w:lang w:val="en-US"/>
+        </w:rPr>
+        <w:t xml:space="preserve">This project aims to answer four key business questions using the </w:t>
       </w:r>
       <w:proofErr w:type="spellStart"/>
       <w:r>
-        <w:t>Supply</w:t>
+        <w:rPr>
+          <w:lang w:val="en-US"/>
+        </w:rPr>
+        <w:t>DataCo</w:t>
       </w:r>
       <w:proofErr w:type="spellEnd"/>
       <w:r>
-        <w:t xml:space="preserve"> Chain</w:t>
-      </w:r>
-    </w:p>
-    <w:p>
-      <w:proofErr w:type="spellStart"/>
-      <w:r>
-        <w:t>Ls</w:t>
-      </w:r>
-      <w:proofErr w:type="spellEnd"/>
-      <w:r>
-        <w:t xml:space="preserve"> preguntas que se quieren r</w:t>
-      </w:r>
-      <w:r>
-        <w:t>esponder dado a los datos del Data Set son cuatro:</w:t>
-      </w:r>
-    </w:p>
-    <w:p>
-      <w:pPr>
-        <w:pStyle w:val="Prrafodelista"/>
+        <w:rPr>
+          <w:lang w:val="en-US"/>
+        </w:rPr>
+        <w:t xml:space="preserve"> Smart Supply Chain dataset:</w:t>
+      </w:r>
+    </w:p>
+    <w:p>
+      <w:pPr>
         <w:numPr>
           <w:ilvl w:val="0"/>
-          <w:numId w:val="1"/>
+          <w:numId w:val="7"/>
         </w:numPr>
-      </w:pPr>
-      <w:r>
-        <w:t>Logística: ¿</w:t>
-      </w:r>
-      <w:r>
-        <w:t xml:space="preserve">Qué tan bien está cumpliendo </w:t>
+        <w:rPr>
+          <w:lang w:val="en-US"/>
+        </w:rPr>
+      </w:pPr>
+      <w:r>
+        <w:rPr>
+          <w:lang w:val="en-US"/>
+        </w:rPr>
+        <w:t xml:space="preserve">Logistics: How well is </w:t>
       </w:r>
       <w:proofErr w:type="spellStart"/>
       <w:r>
+        <w:rPr>
+          <w:lang w:val="en-US"/>
+        </w:rPr>
         <w:t>DataCo</w:t>
       </w:r>
       <w:proofErr w:type="spellEnd"/>
       <w:r>
-        <w:t xml:space="preserve"> con sus tiempos de entrega, y dónde están concentrados los retrasos</w:t>
-      </w:r>
-      <w:r>
-        <w:t>?</w:t>
-      </w:r>
-    </w:p>
-    <w:p>
-      <w:pPr>
-        <w:pStyle w:val="Prrafodelista"/>
+        <w:rPr>
+          <w:lang w:val="en-US"/>
+        </w:rPr>
+        <w:t xml:space="preserve"> meeting its delivery deadlines, and where are the delays concentrated?</w:t>
+      </w:r>
+    </w:p>
+    <w:p>
+      <w:pPr>
         <w:numPr>
           <w:ilvl w:val="0"/>
-          <w:numId w:val="1"/>
+          <w:numId w:val="7"/>
         </w:numPr>
+        <w:rPr>
+          <w:lang w:val="en-US"/>
+        </w:rPr>
+      </w:pPr>
+      <w:r>
+        <w:rPr>
+          <w:lang w:val="en-US"/>
+        </w:rPr>
+        <w:t>Profitability: Which categories, departments and markets generate the most real profit, beyond just sales volume?</w:t>
+      </w:r>
+    </w:p>
+    <w:p>
+      <w:pPr>
+        <w:numPr>
+          <w:ilvl w:val="0"/>
+          <w:numId w:val="7"/>
+        </w:numPr>
+        <w:rPr>
+          <w:lang w:val="en-US"/>
+        </w:rPr>
+      </w:pPr>
+      <w:r>
+        <w:rPr>
+          <w:lang w:val="en-US"/>
+        </w:rPr>
+        <w:t>Sales and Products: What sells the most, in which departments and categories, and where is demand concentrated geographically?</w:t>
+      </w:r>
+    </w:p>
+    <w:p>
+      <w:pPr>
+        <w:numPr>
+          <w:ilvl w:val="0"/>
+          <w:numId w:val="7"/>
+        </w:numPr>
+        <w:rPr>
+          <w:lang w:val="en-US"/>
+        </w:rPr>
+      </w:pPr>
+      <w:r>
+        <w:rPr>
+          <w:lang w:val="en-US"/>
+        </w:rPr>
+        <w:t>Customers: Which customer segments buy the most, and how does their behavior vary across payment methods, regions and delivery performance?</w:t>
+      </w:r>
+    </w:p>
+    <w:p>
+      <w:pPr>
+        <w:rPr>
+          <w:lang w:val="en-US"/>
+        </w:rPr>
+      </w:pPr>
+      <w:r>
+        <w:rPr>
+          <w:lang w:val="en-US"/>
+        </w:rPr>
+        <w:t>Each business question requires an answer that allows decision makers to see the most relevant aspects of the business.</w:t>
+      </w:r>
+    </w:p>
+    <w:p>
+      <w:pPr>
+        <w:rPr>
+          <w:lang w:val="en-US"/>
+        </w:rPr>
       </w:pPr>
       <w:r>
         <w:rPr>
           <w:b/>
           <w:bCs/>
-        </w:rPr>
-        <w:t>Rentabilidad</w:t>
-      </w:r>
-      <w:r>
-        <w:t xml:space="preserve"> ¿Qué categorías, departamentos y mercados generan más ganancia real, más allá de cuáles venden más?</w:t>
-      </w:r>
-    </w:p>
-    <w:p>
-      <w:pPr>
-        <w:pStyle w:val="Prrafodelista"/>
-        <w:numPr>
-          <w:ilvl w:val="0"/>
-          <w:numId w:val="1"/>
-        </w:numPr>
-      </w:pPr>
+          <w:lang w:val="en-US"/>
+        </w:rPr>
+        <w:t>Data Model</w:t>
+      </w:r>
+    </w:p>
+    <w:p>
+      <w:pPr>
+        <w:rPr>
+          <w:lang w:val="en-US"/>
+        </w:rPr>
+      </w:pPr>
+      <w:r>
+        <w:rPr>
+          <w:lang w:val="en-US"/>
+        </w:rPr>
+        <w:t xml:space="preserve">A star schema was built in Power BI with one fact table and </w:t>
+      </w:r>
+      <w:proofErr w:type="gramStart"/>
+      <w:r>
+        <w:rPr>
+          <w:lang w:val="en-US"/>
+        </w:rPr>
+        <w:t>four dimension</w:t>
+      </w:r>
+      <w:proofErr w:type="gramEnd"/>
+      <w:r>
+        <w:rPr>
+          <w:lang w:val="en-US"/>
+        </w:rPr>
+        <w:t xml:space="preserve"> tables.</w:t>
+      </w:r>
+    </w:p>
+    <w:p>
+      <w:pPr>
+        <w:rPr>
+          <w:lang w:val="en-US"/>
+        </w:rPr>
+      </w:pPr>
+      <w:proofErr w:type="spellStart"/>
       <w:r>
         <w:rPr>
           <w:b/>
           <w:bCs/>
-        </w:rPr>
-        <w:t>Ventas y Productos</w:t>
-      </w:r>
-      <w:r>
-        <w:t xml:space="preserve"> — ¿Qué se vende más, en qué departamentos/categorías, y en qué mercados o regiones se concentra la demanda?</w:t>
-      </w:r>
-    </w:p>
-    <w:p>
-      <w:pPr>
-        <w:pStyle w:val="Prrafodelista"/>
-        <w:numPr>
-          <w:ilvl w:val="0"/>
-          <w:numId w:val="1"/>
-        </w:numPr>
-      </w:pPr>
+          <w:lang w:val="en-US"/>
+        </w:rPr>
+        <w:t>Dim_Product</w:t>
+      </w:r>
+      <w:proofErr w:type="spellEnd"/>
+      <w:r>
+        <w:rPr>
+          <w:lang w:val="en-US"/>
+        </w:rPr>
+        <w:t xml:space="preserve"> contains product catalog information organized by department, category and product name.</w:t>
+      </w:r>
+    </w:p>
+    <w:p>
+      <w:pPr>
+        <w:rPr>
+          <w:lang w:val="en-US"/>
+        </w:rPr>
+      </w:pPr>
+      <w:proofErr w:type="spellStart"/>
       <w:r>
         <w:rPr>
           <w:b/>
           <w:bCs/>
-        </w:rPr>
-        <w:t>Clientes</w:t>
-      </w:r>
-      <w:r>
-        <w:t xml:space="preserve"> — ¿Qué segmentos de cliente compran más, y cómo varía su comportamiento (método de pago, región, atrasos) entre segmentos?</w:t>
-      </w:r>
-    </w:p>
-    <w:p>
-      <w:pPr>
-        <w:pStyle w:val="Prrafodelista"/>
-      </w:pPr>
-    </w:p>
-    <w:p>
-      <w:r>
-        <w:t xml:space="preserve">Cada pregunta de negocio requiere de una respuesta que permita a los tomadores de decisión ver los aspectos más relevantes del negocio </w:t>
-      </w:r>
-    </w:p>
-    <w:p>
-      <w:pPr>
-        <w:ind w:left="360"/>
-      </w:pPr>
-    </w:p>
-    <w:p>
-      <w:r>
-        <w:t xml:space="preserve">Se crea en </w:t>
-      </w:r>
-      <w:proofErr w:type="spellStart"/>
-      <w:r>
-        <w:t>PowerBI</w:t>
+          <w:lang w:val="en-US"/>
+        </w:rPr>
+        <w:t>Dim_Geography</w:t>
       </w:r>
       <w:proofErr w:type="spellEnd"/>
       <w:r>
-        <w:t xml:space="preserve"> un modelo estrella con una tabla de hechos y las siguientes tablas de dimensiones:</w:t>
-      </w:r>
-    </w:p>
-    <w:p>
-      <w:pPr>
-        <w:pStyle w:val="Prrafodelista"/>
-        <w:numPr>
-          <w:ilvl w:val="0"/>
-          <w:numId w:val="3"/>
-        </w:numPr>
-      </w:pPr>
-      <w:proofErr w:type="spellStart"/>
-      <w:r>
-        <w:t>Dim_Product</w:t>
-      </w:r>
-      <w:proofErr w:type="spellEnd"/>
-    </w:p>
-    <w:p>
-      <w:pPr>
-        <w:pStyle w:val="Prrafodelista"/>
-        <w:numPr>
-          <w:ilvl w:val="0"/>
-          <w:numId w:val="3"/>
-        </w:numPr>
-      </w:pPr>
-      <w:proofErr w:type="spellStart"/>
-      <w:r>
-        <w:t>Dim_Geography</w:t>
-      </w:r>
-      <w:proofErr w:type="spellEnd"/>
-      <w:r>
-        <w:t>: Se crea una llave: Se genera una clave combinada</w:t>
-      </w:r>
-    </w:p>
-    <w:p>
-      <w:pPr>
-        <w:pStyle w:val="Prrafodelista"/>
-        <w:numPr>
-          <w:ilvl w:val="0"/>
-          <w:numId w:val="3"/>
-        </w:numPr>
-      </w:pPr>
-      <w:proofErr w:type="spellStart"/>
-      <w:r>
-        <w:t>Dim_Customer</w:t>
-      </w:r>
-      <w:proofErr w:type="spellEnd"/>
-    </w:p>
-    <w:p>
-      <w:pPr>
-        <w:pStyle w:val="Prrafodelista"/>
-        <w:numPr>
-          <w:ilvl w:val="0"/>
-          <w:numId w:val="3"/>
-        </w:numPr>
-      </w:pPr>
-      <w:proofErr w:type="spellStart"/>
-      <w:r>
-        <w:t>Dim_Date</w:t>
-      </w:r>
-      <w:proofErr w:type="spellEnd"/>
-      <w:r>
-        <w:t xml:space="preserve">: </w:t>
-      </w:r>
-      <w:r>
-        <w:t>Esta es la única dimensión que no viene del CSV</w:t>
-      </w:r>
-    </w:p>
-    <w:p>
-      <w:r>
-        <w:t xml:space="preserve">Para la tabla de hechos </w:t>
-      </w:r>
-      <w:proofErr w:type="spellStart"/>
-      <w:r>
-        <w:t>Fact_Orders</w:t>
-      </w:r>
-      <w:proofErr w:type="spellEnd"/>
-      <w:r>
-        <w:t xml:space="preserve"> se genera la misma clave combinada que </w:t>
-      </w:r>
+        <w:rPr>
+          <w:lang w:val="en-US"/>
+        </w:rPr>
+        <w:t xml:space="preserve"> was built using a combined key generated from Market, Order Region, Order Country, Order State and Order City fields, since no native geography ID existed in the dataset.</w:t>
+      </w:r>
+    </w:p>
+    <w:p>
+      <w:pPr>
+        <w:rPr>
+          <w:lang w:val="en-US"/>
+        </w:rPr>
+      </w:pPr>
       <w:proofErr w:type="spellStart"/>
       <w:r>
         <w:rPr>
           <w:b/>
           <w:bCs/>
-        </w:rPr>
-        <w:t>Dim_Geography</w:t>
+          <w:lang w:val="en-US"/>
+        </w:rPr>
+        <w:t>Dim_Customer</w:t>
       </w:r>
       <w:proofErr w:type="spellEnd"/>
       <w:r>
-        <w:t xml:space="preserve"> llamada </w:t>
-      </w:r>
+        <w:rPr>
+          <w:lang w:val="en-US"/>
+        </w:rPr>
+        <w:t xml:space="preserve"> contains customer segment and location information.</w:t>
+      </w:r>
+    </w:p>
+    <w:p>
+      <w:pPr>
+        <w:rPr>
+          <w:lang w:val="en-US"/>
+        </w:rPr>
+      </w:pPr>
       <w:proofErr w:type="spellStart"/>
       <w:r>
         <w:rPr>
           <w:b/>
           <w:bCs/>
-        </w:rPr>
-        <w:t>Geography_Key</w:t>
+          <w:lang w:val="en-US"/>
+        </w:rPr>
+        <w:t>Dim_Date</w:t>
       </w:r>
       <w:proofErr w:type="spellEnd"/>
       <w:r>
-        <w:t xml:space="preserve">, para poder relacionarlas efectivamente, Esta tabla de hechos quedo con las siguientes columnas: </w:t>
-      </w:r>
-    </w:p>
-    <w:p>
+        <w:rPr>
+          <w:lang w:val="en-US"/>
+        </w:rPr>
+        <w:t xml:space="preserve"> is the only dimension not derived from the CSV. It was created from scratch in Power Query to cover the full date range of the dataset from 2015 to 2018.</w:t>
+      </w:r>
+    </w:p>
+    <w:p>
+      <w:pPr>
+        <w:rPr>
+          <w:lang w:val="en-US"/>
+        </w:rPr>
+      </w:pPr>
+      <w:r>
+        <w:rPr>
+          <w:lang w:val="en-US"/>
+        </w:rPr>
+        <w:t xml:space="preserve">The fact table </w:t>
+      </w:r>
+      <w:proofErr w:type="spellStart"/>
       <w:r>
         <w:rPr>
           <w:b/>
           <w:bCs/>
-        </w:rPr>
-        <w:t>Llaves de relación:</w:t>
-      </w:r>
-    </w:p>
-    <w:p>
-      <w:pPr>
-        <w:pStyle w:val="Prrafodelista"/>
-        <w:numPr>
-          <w:ilvl w:val="0"/>
-          <w:numId w:val="2"/>
-        </w:numPr>
-      </w:pPr>
+          <w:lang w:val="en-US"/>
+        </w:rPr>
+        <w:t>Fact_Orders</w:t>
+      </w:r>
+      <w:proofErr w:type="spellEnd"/>
+      <w:r>
+        <w:rPr>
+          <w:lang w:val="en-US"/>
+        </w:rPr>
+        <w:t xml:space="preserve"> uses the same combined Geography Key as </w:t>
+      </w:r>
       <w:proofErr w:type="spellStart"/>
       <w:r>
-        <w:t>Order</w:t>
-      </w:r>
-      <w:proofErr w:type="spellEnd"/>
-      <w:r>
-        <w:t xml:space="preserve"> Id</w:t>
-      </w:r>
-    </w:p>
-    <w:p>
-      <w:pPr>
-        <w:pStyle w:val="Prrafodelista"/>
-        <w:numPr>
-          <w:ilvl w:val="0"/>
-          <w:numId w:val="2"/>
-        </w:numPr>
-      </w:pPr>
-      <w:proofErr w:type="spellStart"/>
-      <w:r>
-        <w:t>Order</w:t>
-      </w:r>
-      <w:proofErr w:type="spellEnd"/>
-      <w:r>
-        <w:t xml:space="preserve"> </w:t>
-      </w:r>
-      <w:proofErr w:type="spellStart"/>
-      <w:r>
-        <w:t>Item</w:t>
-      </w:r>
-      <w:proofErr w:type="spellEnd"/>
-      <w:r>
-        <w:t xml:space="preserve"> Id</w:t>
-      </w:r>
-    </w:p>
-    <w:p>
-      <w:pPr>
-        <w:pStyle w:val="Prrafodelista"/>
-        <w:numPr>
-          <w:ilvl w:val="0"/>
-          <w:numId w:val="2"/>
-        </w:numPr>
-      </w:pPr>
-      <w:proofErr w:type="spellStart"/>
-      <w:r>
-        <w:t>Customer</w:t>
-      </w:r>
-      <w:proofErr w:type="spellEnd"/>
-      <w:r>
-        <w:t xml:space="preserve"> Id</w:t>
-      </w:r>
-    </w:p>
-    <w:p>
-      <w:pPr>
-        <w:pStyle w:val="Prrafodelista"/>
-        <w:numPr>
-          <w:ilvl w:val="0"/>
-          <w:numId w:val="2"/>
-        </w:numPr>
-      </w:pPr>
-      <w:proofErr w:type="spellStart"/>
-      <w:r>
-        <w:t>Product</w:t>
-      </w:r>
-      <w:proofErr w:type="spellEnd"/>
-      <w:r>
-        <w:t xml:space="preserve"> Card Id</w:t>
-      </w:r>
-    </w:p>
-    <w:p>
-      <w:pPr>
-        <w:pStyle w:val="Prrafodelista"/>
-        <w:numPr>
-          <w:ilvl w:val="0"/>
-          <w:numId w:val="2"/>
-        </w:numPr>
-      </w:pPr>
-      <w:proofErr w:type="spellStart"/>
-      <w:r>
-        <w:t>Geography</w:t>
-      </w:r>
-      <w:proofErr w:type="spellEnd"/>
-      <w:r>
-        <w:t xml:space="preserve"> Key </w:t>
-      </w:r>
-    </w:p>
-    <w:p>
-      <w:pPr>
-        <w:pStyle w:val="Prrafodelista"/>
-        <w:numPr>
-          <w:ilvl w:val="0"/>
-          <w:numId w:val="2"/>
-        </w:numPr>
-      </w:pPr>
-      <w:proofErr w:type="spellStart"/>
-      <w:r>
-        <w:t>order</w:t>
-      </w:r>
-      <w:proofErr w:type="spellEnd"/>
-      <w:r>
-        <w:t xml:space="preserve"> date (</w:t>
-      </w:r>
-      <w:proofErr w:type="spellStart"/>
-      <w:r>
-        <w:t>DateOrders</w:t>
-      </w:r>
-      <w:proofErr w:type="spellEnd"/>
-      <w:r>
-        <w:t>)</w:t>
-      </w:r>
-    </w:p>
-    <w:p>
-      <w:pPr>
         <w:rPr>
           <w:b/>
           <w:bCs/>
-        </w:rPr>
-      </w:pPr>
-    </w:p>
-    <w:p>
+          <w:lang w:val="en-US"/>
+        </w:rPr>
+        <w:t>Dim_Geography</w:t>
+      </w:r>
+      <w:proofErr w:type="spellEnd"/>
+      <w:r>
+        <w:rPr>
+          <w:lang w:val="en-US"/>
+        </w:rPr>
+        <w:t xml:space="preserve"> to establish the relationship between both tables. The fact table contains the following columns:</w:t>
+      </w:r>
+    </w:p>
+    <w:p>
+      <w:pPr>
+        <w:rPr>
+          <w:lang w:val="en-US"/>
+        </w:rPr>
+      </w:pPr>
+      <w:r>
+        <w:rPr>
+          <w:lang w:val="en-US"/>
+        </w:rPr>
+        <w:t>Relationship keys: Order Id, Order Item Id, Customer Id, Product Card Id, Geography Key, order date (</w:t>
+      </w:r>
+      <w:proofErr w:type="spellStart"/>
+      <w:r>
+        <w:rPr>
+          <w:lang w:val="en-US"/>
+        </w:rPr>
+        <w:t>DateOrders</w:t>
+      </w:r>
+      <w:proofErr w:type="spellEnd"/>
+      <w:r>
+        <w:rPr>
+          <w:lang w:val="en-US"/>
+        </w:rPr>
+        <w:t>).</w:t>
+      </w:r>
+    </w:p>
+    <w:p>
+      <w:pPr>
+        <w:rPr>
+          <w:lang w:val="en-US"/>
+        </w:rPr>
+      </w:pPr>
+      <w:r>
+        <w:rPr>
+          <w:lang w:val="en-US"/>
+        </w:rPr>
+        <w:lastRenderedPageBreak/>
+        <w:t>Numeric metrics: Sales, Order Item Quantity, Order Item Total, Order Item Discount, Order Item Discount Rate, Order Item Profit Ratio, Order Profit Per Order, Benefit per order, Order Item Product Price, Days for shipping real, Days for shipment scheduled, Late delivery risk.</w:t>
+      </w:r>
+    </w:p>
+    <w:p>
+      <w:pPr>
+        <w:rPr>
+          <w:lang w:val="en-US"/>
+        </w:rPr>
+      </w:pPr>
+      <w:r>
+        <w:rPr>
+          <w:lang w:val="en-US"/>
+        </w:rPr>
+        <w:t>Transaction descriptors: Type (payment method), Delivery Status, Order Status, Shipping Mode.</w:t>
+      </w:r>
+    </w:p>
+    <w:p>
+      <w:pPr>
+        <w:rPr>
+          <w:lang w:val="en-US"/>
+        </w:rPr>
+      </w:pPr>
       <w:r>
         <w:rPr>
           <w:b/>
           <w:bCs/>
-        </w:rPr>
-        <w:lastRenderedPageBreak/>
-        <w:t>Métricas numéricas:</w:t>
-      </w:r>
-    </w:p>
-    <w:p>
-      <w:pPr>
-        <w:pStyle w:val="Prrafodelista"/>
-        <w:numPr>
-          <w:ilvl w:val="0"/>
-          <w:numId w:val="2"/>
-        </w:numPr>
-      </w:pPr>
-      <w:r>
-        <w:t>Sales</w:t>
-      </w:r>
-    </w:p>
-    <w:p>
-      <w:pPr>
-        <w:pStyle w:val="Prrafodelista"/>
-        <w:numPr>
-          <w:ilvl w:val="0"/>
-          <w:numId w:val="2"/>
-        </w:numPr>
-      </w:pPr>
-      <w:proofErr w:type="spellStart"/>
-      <w:r>
-        <w:t>Order</w:t>
-      </w:r>
-      <w:proofErr w:type="spellEnd"/>
-      <w:r>
-        <w:t xml:space="preserve"> </w:t>
-      </w:r>
-      <w:proofErr w:type="spellStart"/>
-      <w:r>
-        <w:t>Item</w:t>
-      </w:r>
-      <w:proofErr w:type="spellEnd"/>
-      <w:r>
-        <w:t xml:space="preserve"> </w:t>
-      </w:r>
-      <w:proofErr w:type="spellStart"/>
-      <w:r>
-        <w:t>Quantity</w:t>
-      </w:r>
-      <w:proofErr w:type="spellEnd"/>
-    </w:p>
-    <w:p>
-      <w:pPr>
-        <w:pStyle w:val="Prrafodelista"/>
-        <w:numPr>
-          <w:ilvl w:val="0"/>
-          <w:numId w:val="2"/>
-        </w:numPr>
-      </w:pPr>
-      <w:proofErr w:type="spellStart"/>
-      <w:r>
-        <w:t>Order</w:t>
-      </w:r>
-      <w:proofErr w:type="spellEnd"/>
-      <w:r>
-        <w:t xml:space="preserve"> </w:t>
-      </w:r>
-      <w:proofErr w:type="spellStart"/>
-      <w:r>
-        <w:t>Item</w:t>
-      </w:r>
-      <w:proofErr w:type="spellEnd"/>
-      <w:r>
-        <w:t xml:space="preserve"> Total</w:t>
-      </w:r>
-    </w:p>
-    <w:p>
-      <w:pPr>
-        <w:pStyle w:val="Prrafodelista"/>
-        <w:numPr>
-          <w:ilvl w:val="0"/>
-          <w:numId w:val="2"/>
-        </w:numPr>
-      </w:pPr>
-      <w:proofErr w:type="spellStart"/>
-      <w:r>
-        <w:t>Order</w:t>
-      </w:r>
-      <w:proofErr w:type="spellEnd"/>
-      <w:r>
-        <w:t xml:space="preserve"> </w:t>
-      </w:r>
-      <w:proofErr w:type="spellStart"/>
-      <w:r>
-        <w:t>Item</w:t>
-      </w:r>
-      <w:proofErr w:type="spellEnd"/>
-      <w:r>
-        <w:t xml:space="preserve"> </w:t>
-      </w:r>
-      <w:proofErr w:type="spellStart"/>
-      <w:r>
-        <w:t>Discount</w:t>
-      </w:r>
-      <w:proofErr w:type="spellEnd"/>
-    </w:p>
-    <w:p>
-      <w:pPr>
-        <w:pStyle w:val="Prrafodelista"/>
-        <w:numPr>
-          <w:ilvl w:val="0"/>
-          <w:numId w:val="2"/>
-        </w:numPr>
-      </w:pPr>
-      <w:proofErr w:type="spellStart"/>
-      <w:r>
-        <w:t>Order</w:t>
-      </w:r>
-      <w:proofErr w:type="spellEnd"/>
-      <w:r>
-        <w:t xml:space="preserve"> </w:t>
-      </w:r>
-      <w:proofErr w:type="spellStart"/>
-      <w:r>
-        <w:t>Item</w:t>
-      </w:r>
-      <w:proofErr w:type="spellEnd"/>
-      <w:r>
-        <w:t xml:space="preserve"> </w:t>
-      </w:r>
-      <w:proofErr w:type="spellStart"/>
-      <w:r>
-        <w:t>Discount</w:t>
-      </w:r>
-      <w:proofErr w:type="spellEnd"/>
-      <w:r>
-        <w:t xml:space="preserve"> Rate</w:t>
-      </w:r>
-    </w:p>
-    <w:p>
-      <w:pPr>
-        <w:pStyle w:val="Prrafodelista"/>
-        <w:numPr>
-          <w:ilvl w:val="0"/>
-          <w:numId w:val="2"/>
-        </w:numPr>
-      </w:pPr>
-      <w:proofErr w:type="spellStart"/>
-      <w:r>
-        <w:t>Order</w:t>
-      </w:r>
-      <w:proofErr w:type="spellEnd"/>
-      <w:r>
-        <w:t xml:space="preserve"> </w:t>
-      </w:r>
-      <w:proofErr w:type="spellStart"/>
-      <w:r>
-        <w:t>Item</w:t>
-      </w:r>
-      <w:proofErr w:type="spellEnd"/>
-      <w:r>
-        <w:t xml:space="preserve"> Profit Ratio</w:t>
-      </w:r>
-    </w:p>
-    <w:p>
-      <w:pPr>
-        <w:pStyle w:val="Prrafodelista"/>
-        <w:numPr>
-          <w:ilvl w:val="0"/>
-          <w:numId w:val="2"/>
-        </w:numPr>
-      </w:pPr>
-      <w:proofErr w:type="spellStart"/>
-      <w:r>
-        <w:t>Order</w:t>
-      </w:r>
-      <w:proofErr w:type="spellEnd"/>
-      <w:r>
-        <w:t xml:space="preserve"> Profit Per </w:t>
-      </w:r>
-      <w:proofErr w:type="spellStart"/>
-      <w:r>
-        <w:t>Order</w:t>
-      </w:r>
-      <w:proofErr w:type="spellEnd"/>
-    </w:p>
-    <w:p>
-      <w:pPr>
-        <w:pStyle w:val="Prrafodelista"/>
-        <w:numPr>
-          <w:ilvl w:val="0"/>
-          <w:numId w:val="2"/>
-        </w:numPr>
-      </w:pPr>
-      <w:r>
-        <w:t xml:space="preserve">Benefit per </w:t>
-      </w:r>
-      <w:proofErr w:type="spellStart"/>
-      <w:r>
-        <w:t>order</w:t>
-      </w:r>
-      <w:proofErr w:type="spellEnd"/>
-    </w:p>
-    <w:p>
-      <w:pPr>
-        <w:pStyle w:val="Prrafodelista"/>
-        <w:numPr>
-          <w:ilvl w:val="0"/>
-          <w:numId w:val="2"/>
-        </w:numPr>
-      </w:pPr>
-      <w:proofErr w:type="spellStart"/>
-      <w:r>
-        <w:t>Order</w:t>
-      </w:r>
-      <w:proofErr w:type="spellEnd"/>
-      <w:r>
-        <w:t xml:space="preserve"> </w:t>
-      </w:r>
-      <w:proofErr w:type="spellStart"/>
-      <w:r>
-        <w:t>Item</w:t>
-      </w:r>
-      <w:proofErr w:type="spellEnd"/>
-      <w:r>
-        <w:t xml:space="preserve"> </w:t>
-      </w:r>
-      <w:proofErr w:type="spellStart"/>
-      <w:r>
-        <w:t>Product</w:t>
-      </w:r>
-      <w:proofErr w:type="spellEnd"/>
-      <w:r>
-        <w:t xml:space="preserve"> Price</w:t>
-      </w:r>
-    </w:p>
-    <w:p>
-      <w:pPr>
-        <w:pStyle w:val="Prrafodelista"/>
-        <w:numPr>
-          <w:ilvl w:val="0"/>
-          <w:numId w:val="2"/>
-        </w:numPr>
-      </w:pPr>
-      <w:r>
-        <w:t xml:space="preserve">Days </w:t>
-      </w:r>
-      <w:proofErr w:type="spellStart"/>
-      <w:r>
-        <w:t>for</w:t>
-      </w:r>
-      <w:proofErr w:type="spellEnd"/>
-      <w:r>
-        <w:t xml:space="preserve"> </w:t>
-      </w:r>
-      <w:proofErr w:type="spellStart"/>
-      <w:r>
-        <w:t>shipping</w:t>
-      </w:r>
-      <w:proofErr w:type="spellEnd"/>
-      <w:r>
-        <w:t xml:space="preserve"> (real)</w:t>
-      </w:r>
-    </w:p>
-    <w:p>
-      <w:pPr>
-        <w:pStyle w:val="Prrafodelista"/>
-        <w:numPr>
-          <w:ilvl w:val="0"/>
-          <w:numId w:val="2"/>
-        </w:numPr>
-      </w:pPr>
-      <w:r>
-        <w:t xml:space="preserve">Days </w:t>
-      </w:r>
-      <w:proofErr w:type="spellStart"/>
-      <w:r>
-        <w:t>for</w:t>
-      </w:r>
-      <w:proofErr w:type="spellEnd"/>
-      <w:r>
-        <w:t xml:space="preserve"> </w:t>
-      </w:r>
-      <w:proofErr w:type="spellStart"/>
-      <w:r>
-        <w:t>shipment</w:t>
-      </w:r>
-      <w:proofErr w:type="spellEnd"/>
-      <w:r>
-        <w:t xml:space="preserve"> (</w:t>
-      </w:r>
-      <w:proofErr w:type="spellStart"/>
-      <w:r>
-        <w:t>scheduled</w:t>
-      </w:r>
-      <w:proofErr w:type="spellEnd"/>
-      <w:r>
-        <w:t>)</w:t>
-      </w:r>
-    </w:p>
-    <w:p>
-      <w:pPr>
-        <w:pStyle w:val="Prrafodelista"/>
-        <w:numPr>
-          <w:ilvl w:val="0"/>
-          <w:numId w:val="2"/>
-        </w:numPr>
-      </w:pPr>
-      <w:proofErr w:type="spellStart"/>
-      <w:r>
-        <w:t>Late_delivery_risk</w:t>
-      </w:r>
-      <w:proofErr w:type="spellEnd"/>
-    </w:p>
-    <w:p>
-      <w:pPr>
-        <w:pStyle w:val="Prrafodelista"/>
-        <w:numPr>
-          <w:ilvl w:val="0"/>
-          <w:numId w:val="2"/>
-        </w:numPr>
+          <w:lang w:val="en-US"/>
+        </w:rPr>
+        <w:t>DAX Measures</w:t>
+      </w:r>
+    </w:p>
+    <w:p>
+      <w:pPr>
+        <w:rPr>
+          <w:lang w:val="en-US"/>
+        </w:rPr>
+      </w:pPr>
+      <w:r>
+        <w:rPr>
+          <w:lang w:val="en-US"/>
+        </w:rPr>
+        <w:t>13 custom DAX measures were created and organized into four groups aligned with the four business questions.</w:t>
+      </w:r>
+    </w:p>
+    <w:p>
+      <w:pPr>
+        <w:rPr>
+          <w:lang w:val="en-US"/>
+        </w:rPr>
+      </w:pPr>
+      <w:r>
+        <w:rPr>
+          <w:lang w:val="en-US"/>
+        </w:rPr>
+        <w:t xml:space="preserve">Sales and Products: Total Sales sums all revenue generated across every order in the dataset. Total Orders counts unique orders using DISTINCTCOUNT because the dataset contains one row per </w:t>
+      </w:r>
+      <w:proofErr w:type="gramStart"/>
+      <w:r>
+        <w:rPr>
+          <w:lang w:val="en-US"/>
+        </w:rPr>
+        <w:t>order item</w:t>
+      </w:r>
+      <w:proofErr w:type="gramEnd"/>
+      <w:r>
+        <w:rPr>
+          <w:lang w:val="en-US"/>
+        </w:rPr>
+        <w:t xml:space="preserve"> rather than one row per order. Total Quantity sums all units sold across every item in every order. Avg Order Value </w:t>
+      </w:r>
+      <w:proofErr w:type="gramStart"/>
+      <w:r>
+        <w:rPr>
+          <w:lang w:val="en-US"/>
+        </w:rPr>
+        <w:t>divides</w:t>
+      </w:r>
+      <w:proofErr w:type="gramEnd"/>
+      <w:r>
+        <w:rPr>
+          <w:lang w:val="en-US"/>
+        </w:rPr>
+        <w:t xml:space="preserve"> Total Sales by Total Orders to get the average revenue per order.</w:t>
+      </w:r>
+    </w:p>
+    <w:p>
+      <w:pPr>
+        <w:rPr>
+          <w:lang w:val="en-US"/>
+        </w:rPr>
+      </w:pPr>
+      <w:r>
+        <w:rPr>
+          <w:lang w:val="en-US"/>
+        </w:rPr>
+        <w:t xml:space="preserve">Profitability: Total Profit </w:t>
+      </w:r>
+      <w:proofErr w:type="gramStart"/>
+      <w:r>
+        <w:rPr>
+          <w:lang w:val="en-US"/>
+        </w:rPr>
+        <w:t>sums</w:t>
+      </w:r>
+      <w:proofErr w:type="gramEnd"/>
+      <w:r>
+        <w:rPr>
+          <w:lang w:val="en-US"/>
+        </w:rPr>
+        <w:t xml:space="preserve"> the Benefit per order </w:t>
+      </w:r>
+      <w:proofErr w:type="gramStart"/>
+      <w:r>
+        <w:rPr>
+          <w:lang w:val="en-US"/>
+        </w:rPr>
+        <w:t>column</w:t>
+      </w:r>
+      <w:proofErr w:type="gramEnd"/>
+      <w:r>
+        <w:rPr>
+          <w:lang w:val="en-US"/>
+        </w:rPr>
+        <w:t xml:space="preserve"> which already accounts for costs and discounts, making it independent from Total Sales. Profit Margin % divides Total Profit by Total Sales to show how efficiently each category, region or segment converts revenue into profit. Total Discount sums all discounts applied across orders, useful for analyzing whether discounts are eroding the profit margin.</w:t>
+      </w:r>
+    </w:p>
+    <w:p>
+      <w:pPr>
+        <w:rPr>
+          <w:lang w:val="en-US"/>
+        </w:rPr>
+      </w:pPr>
+      <w:r>
+        <w:rPr>
+          <w:lang w:val="en-US"/>
+        </w:rPr>
+        <w:t xml:space="preserve">Logistics Performance: Late Deliveries uses CALCULATE to count only orders where Delivery Status equals Late delivery. Late Delivery Rate % divides Late Deliveries by Total Orders to show what percentage of shipments arrive late. Avg Shipping Days Real averages the actual number of days taken to complete each shipment. Avg Shipping Days Scheduled averages the promised delivery time for each order. Shipping Delay subtracts the scheduled days from the real days, where a positive value confirms </w:t>
+      </w:r>
+      <w:proofErr w:type="gramStart"/>
+      <w:r>
+        <w:rPr>
+          <w:lang w:val="en-US"/>
+        </w:rPr>
+        <w:t>shipments are</w:t>
+      </w:r>
+      <w:proofErr w:type="gramEnd"/>
+      <w:r>
+        <w:rPr>
+          <w:lang w:val="en-US"/>
+        </w:rPr>
+        <w:t xml:space="preserve"> arriving later than promised.</w:t>
+      </w:r>
+    </w:p>
+    <w:p>
+      <w:pPr>
+        <w:rPr>
+          <w:lang w:val="en-US"/>
+        </w:rPr>
+      </w:pPr>
+      <w:r>
+        <w:rPr>
+          <w:lang w:val="en-US"/>
+        </w:rPr>
+        <w:t xml:space="preserve">Customers: Total Customers </w:t>
+      </w:r>
+      <w:proofErr w:type="gramStart"/>
+      <w:r>
+        <w:rPr>
+          <w:lang w:val="en-US"/>
+        </w:rPr>
+        <w:t>uses</w:t>
+      </w:r>
+      <w:proofErr w:type="gramEnd"/>
+      <w:r>
+        <w:rPr>
+          <w:lang w:val="en-US"/>
+        </w:rPr>
+        <w:t xml:space="preserve"> DISTINCTCOUNT on Customer Id because the same customer appears across multiple orders.</w:t>
+      </w:r>
+    </w:p>
+    <w:p>
+      <w:pPr>
+        <w:rPr>
+          <w:lang w:val="en-US"/>
+        </w:rPr>
       </w:pPr>
       <w:r>
         <w:rPr>
           <w:b/>
           <w:bCs/>
-        </w:rPr>
-        <w:t>Columnas descriptivas de la transacción:</w:t>
-      </w:r>
-    </w:p>
-    <w:p>
-      <w:pPr>
-        <w:pStyle w:val="Prrafodelista"/>
-        <w:numPr>
-          <w:ilvl w:val="0"/>
-          <w:numId w:val="2"/>
-        </w:numPr>
-      </w:pPr>
+          <w:lang w:val="en-US"/>
+        </w:rPr>
+        <w:t>Hierarchies</w:t>
+      </w:r>
+    </w:p>
+    <w:p>
+      <w:pPr>
+        <w:rPr>
+          <w:lang w:val="en-US"/>
+        </w:rPr>
+      </w:pPr>
+      <w:r>
+        <w:rPr>
+          <w:lang w:val="en-US"/>
+        </w:rPr>
+        <w:t xml:space="preserve">Three </w:t>
+      </w:r>
+      <w:proofErr w:type="gramStart"/>
+      <w:r>
+        <w:rPr>
+          <w:lang w:val="en-US"/>
+        </w:rPr>
+        <w:t>drill</w:t>
+      </w:r>
+      <w:proofErr w:type="gramEnd"/>
+      <w:r>
+        <w:rPr>
+          <w:lang w:val="en-US"/>
+        </w:rPr>
+        <w:t xml:space="preserve"> down hierarchies were created to allow users to explore data from a high level down to granular detail with a single click.</w:t>
+      </w:r>
+    </w:p>
+    <w:p>
+      <w:pPr>
+        <w:rPr>
+          <w:lang w:val="en-US"/>
+        </w:rPr>
+      </w:pPr>
+      <w:r>
+        <w:rPr>
+          <w:lang w:val="en-US"/>
+        </w:rPr>
+        <w:t xml:space="preserve">Product Hierarchy in </w:t>
+      </w:r>
       <w:proofErr w:type="spellStart"/>
       <w:r>
-        <w:t>Type</w:t>
+        <w:rPr>
+          <w:lang w:val="en-US"/>
+        </w:rPr>
+        <w:t>Dim_Product</w:t>
       </w:r>
       <w:proofErr w:type="spellEnd"/>
       <w:r>
-        <w:t xml:space="preserve"> (método de pago)</w:t>
-      </w:r>
-    </w:p>
-    <w:p>
-      <w:pPr>
-        <w:pStyle w:val="Prrafodelista"/>
-        <w:numPr>
-          <w:ilvl w:val="0"/>
-          <w:numId w:val="2"/>
-        </w:numPr>
-      </w:pPr>
+        <w:rPr>
+          <w:lang w:val="en-US"/>
+        </w:rPr>
+        <w:t>: Department Name, Category Name, Product Name.</w:t>
+      </w:r>
+    </w:p>
+    <w:p>
+      <w:pPr>
+        <w:rPr>
+          <w:lang w:val="en-US"/>
+        </w:rPr>
+      </w:pPr>
+      <w:r>
+        <w:rPr>
+          <w:lang w:val="en-US"/>
+        </w:rPr>
+        <w:t xml:space="preserve">Geography Hierarchy in </w:t>
+      </w:r>
       <w:proofErr w:type="spellStart"/>
       <w:r>
-        <w:t>Delivery</w:t>
+        <w:rPr>
+          <w:lang w:val="en-US"/>
+        </w:rPr>
+        <w:t>Dim_Geography</w:t>
       </w:r>
       <w:proofErr w:type="spellEnd"/>
       <w:r>
-        <w:t xml:space="preserve"> </w:t>
-      </w:r>
-      <w:proofErr w:type="gramStart"/>
-      <w:r>
-        <w:t>Status</w:t>
-      </w:r>
-      <w:proofErr w:type="gramEnd"/>
-    </w:p>
-    <w:p>
-      <w:pPr>
-        <w:pStyle w:val="Prrafodelista"/>
-        <w:numPr>
-          <w:ilvl w:val="0"/>
-          <w:numId w:val="2"/>
-        </w:numPr>
-      </w:pPr>
+        <w:rPr>
+          <w:lang w:val="en-US"/>
+        </w:rPr>
+        <w:t>: Market, Order Region, Order Country, Order State, Order City.</w:t>
+      </w:r>
+    </w:p>
+    <w:p>
+      <w:pPr>
+        <w:rPr>
+          <w:lang w:val="en-US"/>
+        </w:rPr>
+      </w:pPr>
+      <w:r>
+        <w:rPr>
+          <w:lang w:val="en-US"/>
+        </w:rPr>
+        <w:lastRenderedPageBreak/>
+        <w:t xml:space="preserve">Date Hierarchy in </w:t>
+      </w:r>
       <w:proofErr w:type="spellStart"/>
       <w:r>
-        <w:t>Order</w:t>
+        <w:rPr>
+          <w:lang w:val="en-US"/>
+        </w:rPr>
+        <w:t>Dim_Date</w:t>
       </w:r>
       <w:proofErr w:type="spellEnd"/>
       <w:r>
-        <w:t xml:space="preserve"> </w:t>
-      </w:r>
-      <w:proofErr w:type="gramStart"/>
-      <w:r>
-        <w:t>Status</w:t>
-      </w:r>
-      <w:proofErr w:type="gramEnd"/>
-    </w:p>
-    <w:p>
-      <w:pPr>
-        <w:pStyle w:val="Prrafodelista"/>
-        <w:numPr>
-          <w:ilvl w:val="0"/>
-          <w:numId w:val="2"/>
-        </w:numPr>
-      </w:pPr>
-      <w:proofErr w:type="spellStart"/>
-      <w:r>
-        <w:t>Shipping</w:t>
-      </w:r>
-      <w:proofErr w:type="spellEnd"/>
-      <w:r>
-        <w:t xml:space="preserve"> Mode</w:t>
-      </w:r>
-    </w:p>
-    <w:p>
-      <w:pPr>
-        <w:ind w:left="360"/>
-      </w:pPr>
-    </w:p>
-    <w:p>
-      <w:r>
-        <w:t xml:space="preserve">Se crearon 13 medidas DAX divididas en 4 historias para poder responder estas preguntas de forma efectiva y generar los gráficos necesarios: </w:t>
-      </w:r>
-    </w:p>
-    <w:p>
-      <w:pPr>
+        <w:rPr>
+          <w:lang w:val="en-US"/>
+        </w:rPr>
+        <w:t>: Year, Quarter, Month Name, Day.</w:t>
+      </w:r>
+    </w:p>
+    <w:p>
+      <w:pPr>
+        <w:rPr>
+          <w:lang w:val="en-US"/>
+        </w:rPr>
+      </w:pPr>
+      <w:r>
         <w:rPr>
           <w:b/>
           <w:bCs/>
+          <w:lang w:val="en-US"/>
+        </w:rPr>
+        <w:t>Page 1: Logistics Performance</w:t>
+      </w:r>
+    </w:p>
+    <w:p>
+      <w:pPr>
+        <w:rPr>
+          <w:lang w:val="en-US"/>
+        </w:rPr>
+      </w:pPr>
+      <w:r>
+        <w:rPr>
+          <w:lang w:val="en-US"/>
+        </w:rPr>
+        <w:t>KPIs: Late Delivery Rate 54.8% | Total Orders 65,752 | Avg Shipping Delay 0.6 days.</w:t>
+      </w:r>
+    </w:p>
+    <w:p>
+      <w:pPr>
+        <w:rPr>
+          <w:lang w:val="en-US"/>
+        </w:rPr>
+      </w:pPr>
+      <w:r>
+        <w:rPr>
+          <w:lang w:val="en-US"/>
+        </w:rPr>
+        <w:t>Visuals created: A donut chart showing the distribution of orders by Delivery Status. A bar chart showing Late Delivery Rate % by Shipping Mode. A bar chart with geographic drill down showing Late Delivery Rate % by Market using the Geography Hierarchy. A line chart showing Late Delivery Rate % trend by Quarter.</w:t>
+      </w:r>
+    </w:p>
+    <w:p>
+      <w:pPr>
+        <w:rPr>
+          <w:lang w:val="en-US"/>
+        </w:rPr>
+      </w:pPr>
+      <w:r>
+        <w:rPr>
+          <w:lang w:val="en-US"/>
+        </w:rPr>
+        <w:t>Key Insights: More than half of all orders arrive late at 54.8%, which is the central finding of this page. First Class shipping has the highest late delivery rate, which is counterintuitive since it is the premium tier and should be the most reliable. The late delivery rate is consistent across all global markets at approximately 50%, which suggests the problem is systemic rather than regional. A systemic issue points to delivery time estimation being consistently too optimistic across the entire operation rather than a localized logistics failure. Q4 shows the highest late delivery rate, coinciding with peak sales season, which adds pressure to an already strained delivery operation.</w:t>
+      </w:r>
+    </w:p>
+    <w:p>
+      <w:pPr>
+        <w:rPr>
+          <w:lang w:val="en-US"/>
         </w:rPr>
       </w:pPr>
       <w:r>
         <w:rPr>
           <w:b/>
           <w:bCs/>
-        </w:rPr>
-        <w:t>Historia 1: Ventas y Productos</w:t>
-      </w:r>
-    </w:p>
-    <w:p>
+          <w:lang w:val="en-US"/>
+        </w:rPr>
+        <w:t>Page 2: Profitability</w:t>
+      </w:r>
+    </w:p>
+    <w:p>
+      <w:pPr>
+        <w:rPr>
+          <w:lang w:val="en-US"/>
+        </w:rPr>
+      </w:pPr>
+      <w:r>
+        <w:rPr>
+          <w:lang w:val="en-US"/>
+        </w:rPr>
+        <w:t>KPIs: Total Profit $4M | Profit Margin 10.8% | Total Sales $36.8M.</w:t>
+      </w:r>
+    </w:p>
+    <w:p>
+      <w:pPr>
+        <w:rPr>
+          <w:lang w:val="en-US"/>
+        </w:rPr>
+      </w:pPr>
+      <w:r>
+        <w:rPr>
+          <w:lang w:val="en-US"/>
+        </w:rPr>
+        <w:t xml:space="preserve">Visuals created: Total Profit by Department Name with drill down to Category and Product level using the Product Hierarchy. Profit Margin % by Department Name with drill down using the Product Hierarchy. Total Profit by Market with geographic drill down using the Geography Hierarchy. Scatter Plot </w:t>
+      </w:r>
       <w:proofErr w:type="gramStart"/>
       <w:r>
         <w:rPr>
-          <w:b/>
-          <w:bCs/>
-        </w:rPr>
-        <w:t>Total</w:t>
+          <w:lang w:val="en-US"/>
+        </w:rPr>
+        <w:t>showing</w:t>
       </w:r>
       <w:proofErr w:type="gramEnd"/>
       <w:r>
         <w:rPr>
-          <w:b/>
-          <w:bCs/>
-        </w:rPr>
-        <w:t xml:space="preserve"> Sales</w:t>
-      </w:r>
-      <w:r>
-        <w:br/>
-        <w:t xml:space="preserve">Suma total de ingresos generados por todas las órdenes del </w:t>
-      </w:r>
-      <w:proofErr w:type="spellStart"/>
-      <w:r>
-        <w:t>dataset</w:t>
-      </w:r>
-      <w:proofErr w:type="spellEnd"/>
-      <w:r>
-        <w:t>.</w:t>
-      </w:r>
-    </w:p>
-    <w:p>
+          <w:lang w:val="en-US"/>
+        </w:rPr>
+        <w:t xml:space="preserve"> Total Sales vs Profit Margin % by Category Name segmented by Department Name.</w:t>
+      </w:r>
+    </w:p>
+    <w:p>
+      <w:pPr>
+        <w:rPr>
+          <w:lang w:val="en-US"/>
+        </w:rPr>
+      </w:pPr>
+      <w:r>
+        <w:rPr>
+          <w:lang w:val="en-US"/>
+        </w:rPr>
+        <w:t>Key Insights: Fan Shop generates the highest absolute profit at approximately $2M, nearly double that of Apparel. However, Fitness and Outdoors show the strongest profit margins per unit sold, meaning each sale in those departments is more efficient. Fan Shop sells lower volume than Fitness but operates with greater efficiency. If Fan Shop scaled its sales volume to Fitness levels it would likely surpass Fitness in total profit given its superior margin. Europe and LATAM lead in profit contribution by market. Africa shows the lowest numbers which can be attributed to infrastructure limitations and customs documentation barriers that make delivery more complex and costly. The Scatter Plot reveals that most product categories cluster between 0% and 15</w:t>
+      </w:r>
       <w:proofErr w:type="gramStart"/>
       <w:r>
         <w:rPr>
-          <w:b/>
-          <w:bCs/>
-        </w:rPr>
-        <w:t>Total</w:t>
+          <w:lang w:val="en-US"/>
+        </w:rPr>
+        <w:t>% margin</w:t>
       </w:r>
       <w:proofErr w:type="gramEnd"/>
       <w:r>
         <w:rPr>
-          <w:b/>
-          <w:bCs/>
-        </w:rPr>
-        <w:t xml:space="preserve"> Orders</w:t>
-      </w:r>
-      <w:r>
-        <w:br/>
-        <w:t xml:space="preserve">Cantidad de órdenes únicas. Usa DISTINCTCOUNT porque el </w:t>
-      </w:r>
-      <w:proofErr w:type="spellStart"/>
-      <w:r>
-        <w:t>dataset</w:t>
-      </w:r>
-      <w:proofErr w:type="spellEnd"/>
-      <w:r>
-        <w:t xml:space="preserve"> tiene una fila por ítem de orden, no por orden completa.</w:t>
-      </w:r>
-    </w:p>
-    <w:p>
-      <w:proofErr w:type="gramStart"/>
-      <w:r>
-        <w:rPr>
-          <w:b/>
-          <w:bCs/>
-        </w:rPr>
-        <w:t>Total</w:t>
-      </w:r>
-      <w:proofErr w:type="gramEnd"/>
-      <w:r>
-        <w:rPr>
-          <w:b/>
-          <w:bCs/>
-        </w:rPr>
-        <w:t xml:space="preserve"> </w:t>
-      </w:r>
-      <w:proofErr w:type="spellStart"/>
-      <w:r>
-        <w:rPr>
-          <w:b/>
-          <w:bCs/>
-        </w:rPr>
-        <w:t>Quantity</w:t>
-      </w:r>
-      <w:proofErr w:type="spellEnd"/>
-      <w:r>
-        <w:br/>
-        <w:t>Total de unidades vendidas sumando todos los ítems de todas las órdenes.</w:t>
-      </w:r>
-    </w:p>
-    <w:p>
-      <w:proofErr w:type="spellStart"/>
-      <w:r>
-        <w:rPr>
-          <w:b/>
-          <w:bCs/>
-        </w:rPr>
-        <w:t>Avg</w:t>
-      </w:r>
-      <w:proofErr w:type="spellEnd"/>
-      <w:r>
-        <w:rPr>
-          <w:b/>
-          <w:bCs/>
-        </w:rPr>
-        <w:t xml:space="preserve"> </w:t>
-      </w:r>
-      <w:proofErr w:type="spellStart"/>
-      <w:r>
-        <w:rPr>
-          <w:b/>
-          <w:bCs/>
-        </w:rPr>
-        <w:t>Order</w:t>
-      </w:r>
-      <w:proofErr w:type="spellEnd"/>
-      <w:r>
-        <w:rPr>
-          <w:b/>
-          <w:bCs/>
-        </w:rPr>
-        <w:t xml:space="preserve"> </w:t>
-      </w:r>
-      <w:proofErr w:type="spellStart"/>
-      <w:r>
-        <w:rPr>
-          <w:b/>
-          <w:bCs/>
-        </w:rPr>
-        <w:t>Value</w:t>
-      </w:r>
-      <w:proofErr w:type="spellEnd"/>
-      <w:r>
-        <w:br/>
-        <w:t>Valor promedio por orden, calculado dividiendo Total Sales entre Total Orders.</w:t>
-      </w:r>
-    </w:p>
-    <w:p>
-      <w:r>
-        <w:pict w14:anchorId="0F5C7700">
-          <v:rect id="_x0000_i1025" style="width:0;height:1.5pt" o:hralign="center" o:hrstd="t" o:hr="t" fillcolor="#a0a0a0" stroked="f"/>
-        </w:pict>
-      </w:r>
-    </w:p>
-    <w:p>
-      <w:pPr>
-        <w:rPr>
-          <w:b/>
-          <w:bCs/>
-        </w:rPr>
-      </w:pPr>
-      <w:r>
-        <w:rPr>
-          <w:b/>
-          <w:bCs/>
-        </w:rPr>
-        <w:lastRenderedPageBreak/>
-        <w:t>Historia 2: Rentabilidad</w:t>
-      </w:r>
-    </w:p>
-    <w:p>
-      <w:proofErr w:type="gramStart"/>
-      <w:r>
-        <w:rPr>
-          <w:b/>
-          <w:bCs/>
-        </w:rPr>
-        <w:t>Total</w:t>
-      </w:r>
-      <w:proofErr w:type="gramEnd"/>
-      <w:r>
-        <w:rPr>
-          <w:b/>
-          <w:bCs/>
-        </w:rPr>
-        <w:t xml:space="preserve"> Profit</w:t>
-      </w:r>
-      <w:r>
-        <w:br/>
-        <w:t xml:space="preserve">Ganancia neta total. Usa la columna "Benefit per </w:t>
-      </w:r>
-      <w:proofErr w:type="spellStart"/>
-      <w:r>
-        <w:t>order</w:t>
-      </w:r>
-      <w:proofErr w:type="spellEnd"/>
-      <w:r>
-        <w:t>" que ya descuenta costos y descuentos, por lo que es diferente e independiente de Total Sales.</w:t>
-      </w:r>
-    </w:p>
-    <w:p>
-      <w:r>
-        <w:rPr>
-          <w:b/>
-          <w:bCs/>
-        </w:rPr>
-        <w:t xml:space="preserve">Profit </w:t>
-      </w:r>
-      <w:proofErr w:type="spellStart"/>
-      <w:r>
-        <w:rPr>
-          <w:b/>
-          <w:bCs/>
-        </w:rPr>
-        <w:t>Margin</w:t>
-      </w:r>
-      <w:proofErr w:type="spellEnd"/>
-      <w:r>
-        <w:rPr>
-          <w:b/>
-          <w:bCs/>
-        </w:rPr>
-        <w:t xml:space="preserve"> %</w:t>
-      </w:r>
-      <w:r>
-        <w:br/>
-        <w:t>Porcentaje de ganancia sobre el total de ventas. Permite comparar qué tan rentable es cada categoría, región o segmento más allá de cuánto vende.</w:t>
-      </w:r>
-    </w:p>
-    <w:p>
-      <w:proofErr w:type="gramStart"/>
-      <w:r>
-        <w:rPr>
-          <w:b/>
-          <w:bCs/>
-        </w:rPr>
-        <w:t>Total</w:t>
-      </w:r>
-      <w:proofErr w:type="gramEnd"/>
-      <w:r>
-        <w:rPr>
-          <w:b/>
-          <w:bCs/>
-        </w:rPr>
-        <w:t xml:space="preserve"> </w:t>
-      </w:r>
-      <w:proofErr w:type="spellStart"/>
-      <w:r>
-        <w:rPr>
-          <w:b/>
-          <w:bCs/>
-        </w:rPr>
-        <w:t>Discount</w:t>
-      </w:r>
-      <w:proofErr w:type="spellEnd"/>
-      <w:r>
-        <w:br/>
-        <w:t>Suma total de descuentos aplicados en todas las órdenes. Útil para analizar si los descuentos están impactando negativamente el margen de ganancia.</w:t>
-      </w:r>
-    </w:p>
-    <w:p>
-      <w:r>
-        <w:pict w14:anchorId="694DF597">
-          <v:rect id="_x0000_i1026" style="width:0;height:1.5pt" o:hralign="center" o:hrstd="t" o:hr="t" fillcolor="#a0a0a0" stroked="f"/>
-        </w:pict>
-      </w:r>
-    </w:p>
-    <w:p>
-      <w:pPr>
-        <w:rPr>
-          <w:b/>
-          <w:bCs/>
-        </w:rPr>
-      </w:pPr>
-      <w:r>
-        <w:rPr>
-          <w:b/>
-          <w:bCs/>
-        </w:rPr>
-        <w:t>Historia 3: Desempeño Logístico</w:t>
-      </w:r>
-    </w:p>
-    <w:p>
-      <w:r>
-        <w:rPr>
-          <w:b/>
-          <w:bCs/>
-        </w:rPr>
-        <w:t xml:space="preserve">Late </w:t>
-      </w:r>
-      <w:proofErr w:type="spellStart"/>
-      <w:r>
-        <w:rPr>
-          <w:b/>
-          <w:bCs/>
-        </w:rPr>
-        <w:t>Deliveries</w:t>
-      </w:r>
-      <w:proofErr w:type="spellEnd"/>
-      <w:r>
-        <w:br/>
-        <w:t xml:space="preserve">Cuenta únicamente las órdenes cuyo </w:t>
-      </w:r>
-      <w:proofErr w:type="spellStart"/>
-      <w:r>
-        <w:t>Delivery</w:t>
-      </w:r>
-      <w:proofErr w:type="spellEnd"/>
-      <w:r>
-        <w:t xml:space="preserve"> </w:t>
-      </w:r>
-      <w:proofErr w:type="gramStart"/>
-      <w:r>
-        <w:t>Status</w:t>
-      </w:r>
-      <w:proofErr w:type="gramEnd"/>
-      <w:r>
-        <w:t xml:space="preserve"> es "Late </w:t>
-      </w:r>
-      <w:proofErr w:type="spellStart"/>
-      <w:r>
-        <w:t>delivery</w:t>
-      </w:r>
-      <w:proofErr w:type="spellEnd"/>
-      <w:r>
-        <w:t>", filtrando el total de órdenes con la función CALCULATE.</w:t>
-      </w:r>
-    </w:p>
-    <w:p>
-      <w:r>
-        <w:rPr>
-          <w:b/>
-          <w:bCs/>
-        </w:rPr>
-        <w:t xml:space="preserve">Late </w:t>
-      </w:r>
-      <w:proofErr w:type="spellStart"/>
-      <w:r>
-        <w:rPr>
-          <w:b/>
-          <w:bCs/>
-        </w:rPr>
-        <w:t>Delivery</w:t>
-      </w:r>
-      <w:proofErr w:type="spellEnd"/>
-      <w:r>
-        <w:rPr>
-          <w:b/>
-          <w:bCs/>
-        </w:rPr>
-        <w:t xml:space="preserve"> Rate %</w:t>
-      </w:r>
-      <w:r>
-        <w:br/>
-        <w:t xml:space="preserve">Porcentaje de órdenes que llegaron tarde sobre el total de órdenes. Principal indicador del problema logístico detectado en el </w:t>
-      </w:r>
-      <w:proofErr w:type="spellStart"/>
-      <w:r>
-        <w:t>dataset</w:t>
-      </w:r>
-      <w:proofErr w:type="spellEnd"/>
-      <w:r>
-        <w:t xml:space="preserve"> (~55% de los pedidos llegan tarde).</w:t>
-      </w:r>
-    </w:p>
-    <w:p>
-      <w:proofErr w:type="spellStart"/>
-      <w:r>
-        <w:rPr>
-          <w:b/>
-          <w:bCs/>
-        </w:rPr>
-        <w:t>Avg</w:t>
-      </w:r>
-      <w:proofErr w:type="spellEnd"/>
-      <w:r>
-        <w:rPr>
-          <w:b/>
-          <w:bCs/>
-        </w:rPr>
-        <w:t xml:space="preserve"> </w:t>
-      </w:r>
-      <w:proofErr w:type="spellStart"/>
-      <w:r>
-        <w:rPr>
-          <w:b/>
-          <w:bCs/>
-        </w:rPr>
-        <w:t>Shipping</w:t>
-      </w:r>
-      <w:proofErr w:type="spellEnd"/>
-      <w:r>
-        <w:rPr>
-          <w:b/>
-          <w:bCs/>
-        </w:rPr>
-        <w:t xml:space="preserve"> Days Real</w:t>
-      </w:r>
-      <w:r>
-        <w:br/>
-        <w:t xml:space="preserve">Promedio de días que realmente tardaron en completarse los envíos según los registros del </w:t>
-      </w:r>
-      <w:proofErr w:type="spellStart"/>
-      <w:r>
-        <w:t>dataset</w:t>
-      </w:r>
-      <w:proofErr w:type="spellEnd"/>
-      <w:r>
-        <w:t>.</w:t>
-      </w:r>
-    </w:p>
-    <w:p>
-      <w:proofErr w:type="spellStart"/>
-      <w:r>
-        <w:rPr>
-          <w:b/>
-          <w:bCs/>
-        </w:rPr>
-        <w:t>Avg</w:t>
-      </w:r>
-      <w:proofErr w:type="spellEnd"/>
-      <w:r>
-        <w:rPr>
-          <w:b/>
-          <w:bCs/>
-        </w:rPr>
-        <w:t xml:space="preserve"> </w:t>
-      </w:r>
-      <w:proofErr w:type="spellStart"/>
-      <w:r>
-        <w:rPr>
-          <w:b/>
-          <w:bCs/>
-        </w:rPr>
-        <w:t>Shipping</w:t>
-      </w:r>
-      <w:proofErr w:type="spellEnd"/>
-      <w:r>
-        <w:rPr>
-          <w:b/>
-          <w:bCs/>
-        </w:rPr>
-        <w:t xml:space="preserve"> Days </w:t>
-      </w:r>
-      <w:proofErr w:type="spellStart"/>
-      <w:r>
-        <w:rPr>
-          <w:b/>
-          <w:bCs/>
-        </w:rPr>
-        <w:t>Scheduled</w:t>
-      </w:r>
-      <w:proofErr w:type="spellEnd"/>
-      <w:r>
-        <w:br/>
-        <w:t>Promedio de días que estaban programados o prometidos para cada envío.</w:t>
-      </w:r>
-    </w:p>
-    <w:p>
-      <w:proofErr w:type="spellStart"/>
-      <w:r>
-        <w:rPr>
-          <w:b/>
-          <w:bCs/>
-        </w:rPr>
-        <w:t>Shipping</w:t>
-      </w:r>
-      <w:proofErr w:type="spellEnd"/>
-      <w:r>
-        <w:rPr>
-          <w:b/>
-          <w:bCs/>
-        </w:rPr>
-        <w:t xml:space="preserve"> Delay</w:t>
-      </w:r>
-      <w:r>
-        <w:br/>
-        <w:t>Diferencia entre los días reales y los días programados de envío. Un valor positivo indica que los envíos están llegando tarde en promedio respecto a lo prometido.</w:t>
-      </w:r>
-    </w:p>
-    <w:p>
-      <w:r>
-        <w:pict w14:anchorId="6ED3A3B4">
-          <v:rect id="_x0000_i1027" style="width:0;height:1.5pt" o:hralign="center" o:hrstd="t" o:hr="t" fillcolor="#a0a0a0" stroked="f"/>
-        </w:pict>
-      </w:r>
-    </w:p>
-    <w:p>
-      <w:pPr>
-        <w:rPr>
-          <w:b/>
-          <w:bCs/>
-        </w:rPr>
-      </w:pPr>
-      <w:r>
-        <w:rPr>
-          <w:b/>
-          <w:bCs/>
-        </w:rPr>
-        <w:t>Historia 4: Clientes</w:t>
-      </w:r>
-    </w:p>
-    <w:p>
-      <w:proofErr w:type="gramStart"/>
-      <w:r>
-        <w:rPr>
-          <w:b/>
-          <w:bCs/>
-        </w:rPr>
-        <w:t>Total</w:t>
-      </w:r>
-      <w:proofErr w:type="gramEnd"/>
-      <w:r>
-        <w:rPr>
-          <w:b/>
-          <w:bCs/>
-        </w:rPr>
-        <w:t xml:space="preserve"> </w:t>
-      </w:r>
-      <w:proofErr w:type="spellStart"/>
-      <w:r>
-        <w:rPr>
-          <w:b/>
-          <w:bCs/>
-        </w:rPr>
-        <w:t>Customers</w:t>
-      </w:r>
-      <w:proofErr w:type="spellEnd"/>
-      <w:r>
-        <w:br/>
-        <w:t xml:space="preserve">Número de clientes únicos en el </w:t>
-      </w:r>
-      <w:proofErr w:type="spellStart"/>
-      <w:r>
-        <w:t>dataset</w:t>
-      </w:r>
-      <w:proofErr w:type="spellEnd"/>
-      <w:r>
-        <w:t>. Usa DISTINCTCOUNT porque el mismo cliente aparece en múltiples órdenes.</w:t>
-      </w:r>
-    </w:p>
-    <w:p>
-      <w:r>
-        <w:lastRenderedPageBreak/>
-        <w:t>Aquí está:</w:t>
-      </w:r>
-    </w:p>
-    <w:p>
-      <w:r>
-        <w:pict w14:anchorId="5F88BDC6">
-          <v:rect id="_x0000_i1037" style="width:0;height:1.5pt" o:hralign="center" o:hrstd="t" o:hr="t" fillcolor="#a0a0a0" stroked="f"/>
-        </w:pict>
-      </w:r>
-    </w:p>
-    <w:p>
-      <w:pPr>
-        <w:rPr>
-          <w:b/>
-          <w:bCs/>
-        </w:rPr>
-      </w:pPr>
-      <w:r>
-        <w:rPr>
-          <w:b/>
-          <w:bCs/>
-        </w:rPr>
-        <w:t xml:space="preserve">Jerarquías — </w:t>
-      </w:r>
-      <w:proofErr w:type="spellStart"/>
-      <w:r>
-        <w:rPr>
-          <w:b/>
-          <w:bCs/>
-        </w:rPr>
-        <w:t>DataCo</w:t>
-      </w:r>
-      <w:proofErr w:type="spellEnd"/>
-      <w:r>
-        <w:rPr>
-          <w:b/>
-          <w:bCs/>
-        </w:rPr>
-        <w:t xml:space="preserve"> </w:t>
-      </w:r>
-      <w:proofErr w:type="spellStart"/>
-      <w:r>
-        <w:rPr>
-          <w:b/>
-          <w:bCs/>
-        </w:rPr>
-        <w:t>Supply</w:t>
-      </w:r>
-      <w:proofErr w:type="spellEnd"/>
-      <w:r>
-        <w:rPr>
-          <w:b/>
-          <w:bCs/>
-        </w:rPr>
-        <w:t xml:space="preserve"> Chain </w:t>
-      </w:r>
-      <w:proofErr w:type="spellStart"/>
-      <w:r>
-        <w:rPr>
-          <w:b/>
-          <w:bCs/>
-        </w:rPr>
-        <w:t>Analysis</w:t>
-      </w:r>
-      <w:proofErr w:type="spellEnd"/>
-    </w:p>
-    <w:p>
-      <w:r>
-        <w:t xml:space="preserve">Las jerarquías permiten hacer drill </w:t>
-      </w:r>
-      <w:proofErr w:type="spellStart"/>
-      <w:r>
-        <w:t>down</w:t>
-      </w:r>
-      <w:proofErr w:type="spellEnd"/>
-      <w:r>
-        <w:t xml:space="preserve"> en los gráficos, es decir, explorar los datos desde un nivel general hasta uno específico con un solo </w:t>
-      </w:r>
-      <w:proofErr w:type="spellStart"/>
-      <w:proofErr w:type="gramStart"/>
-      <w:r>
-        <w:t>click</w:t>
-      </w:r>
-      <w:proofErr w:type="spellEnd"/>
-      <w:proofErr w:type="gramEnd"/>
-      <w:r>
-        <w:t>. Se crearon 3 jerarquías en el modelo:</w:t>
-      </w:r>
-    </w:p>
-    <w:p>
-      <w:pPr>
-        <w:rPr>
-          <w:b/>
-          <w:bCs/>
-        </w:rPr>
-      </w:pPr>
-      <w:proofErr w:type="spellStart"/>
-      <w:r>
-        <w:rPr>
-          <w:b/>
-          <w:bCs/>
-        </w:rPr>
-        <w:t>Product</w:t>
-      </w:r>
-      <w:proofErr w:type="spellEnd"/>
-      <w:r>
-        <w:rPr>
-          <w:b/>
-          <w:bCs/>
-        </w:rPr>
-        <w:t xml:space="preserve"> </w:t>
-      </w:r>
-      <w:proofErr w:type="spellStart"/>
-      <w:r>
-        <w:rPr>
-          <w:b/>
-          <w:bCs/>
-        </w:rPr>
-        <w:t>Hierarchy</w:t>
-      </w:r>
-      <w:proofErr w:type="spellEnd"/>
-      <w:r>
-        <w:rPr>
-          <w:b/>
-          <w:bCs/>
-        </w:rPr>
-        <w:t xml:space="preserve"> — </w:t>
-      </w:r>
-      <w:proofErr w:type="spellStart"/>
-      <w:r>
-        <w:rPr>
-          <w:b/>
-          <w:bCs/>
-        </w:rPr>
-        <w:t>Dim_Product</w:t>
-      </w:r>
-      <w:proofErr w:type="spellEnd"/>
-    </w:p>
-    <w:p>
-      <w:r>
-        <w:t>Permite explorar las ventas desde el departamento más general hasta el producto específico.</w:t>
-      </w:r>
-    </w:p>
-    <w:p>
-      <w:pPr>
-        <w:numPr>
-          <w:ilvl w:val="0"/>
-          <w:numId w:val="4"/>
-        </w:numPr>
-        <w:rPr>
-          <w:lang w:val="en-US"/>
-        </w:rPr>
-      </w:pPr>
-      <w:r>
-        <w:rPr>
-          <w:lang w:val="en-US"/>
-        </w:rPr>
-        <w:t>Department Name → Category Name → Product Name</w:t>
-      </w:r>
-    </w:p>
-    <w:p>
-      <w:pPr>
-        <w:rPr>
-          <w:b/>
-          <w:bCs/>
-        </w:rPr>
-      </w:pPr>
-      <w:proofErr w:type="spellStart"/>
-      <w:r>
-        <w:rPr>
-          <w:b/>
-          <w:bCs/>
-        </w:rPr>
-        <w:t>Geography</w:t>
-      </w:r>
-      <w:proofErr w:type="spellEnd"/>
-      <w:r>
-        <w:rPr>
-          <w:b/>
-          <w:bCs/>
-        </w:rPr>
-        <w:t xml:space="preserve"> </w:t>
-      </w:r>
-      <w:proofErr w:type="spellStart"/>
-      <w:r>
-        <w:rPr>
-          <w:b/>
-          <w:bCs/>
-        </w:rPr>
-        <w:t>Hierarchy</w:t>
-      </w:r>
-      <w:proofErr w:type="spellEnd"/>
-      <w:r>
-        <w:rPr>
-          <w:b/>
-          <w:bCs/>
-        </w:rPr>
-        <w:t xml:space="preserve"> — </w:t>
-      </w:r>
-      <w:proofErr w:type="spellStart"/>
-      <w:r>
-        <w:rPr>
-          <w:b/>
-          <w:bCs/>
-        </w:rPr>
-        <w:t>Dim_Geography</w:t>
-      </w:r>
-      <w:proofErr w:type="spellEnd"/>
-    </w:p>
-    <w:p>
-      <w:r>
-        <w:t>Permite explorar el desempeño geográfico desde el mercado global hasta la ciudad específica.</w:t>
-      </w:r>
-    </w:p>
-    <w:p>
-      <w:pPr>
-        <w:numPr>
-          <w:ilvl w:val="0"/>
-          <w:numId w:val="5"/>
-        </w:numPr>
-        <w:rPr>
-          <w:lang w:val="en-US"/>
-        </w:rPr>
-      </w:pPr>
-      <w:r>
-        <w:rPr>
-          <w:lang w:val="en-US"/>
-        </w:rPr>
-        <w:t>Market → Order Region → Order Country → Order State → Order City</w:t>
-      </w:r>
-    </w:p>
-    <w:p>
-      <w:pPr>
-        <w:rPr>
-          <w:b/>
-          <w:bCs/>
-        </w:rPr>
-      </w:pPr>
-      <w:r>
-        <w:rPr>
-          <w:b/>
-          <w:bCs/>
-        </w:rPr>
-        <w:t xml:space="preserve">Date </w:t>
-      </w:r>
-      <w:proofErr w:type="spellStart"/>
-      <w:r>
-        <w:rPr>
-          <w:b/>
-          <w:bCs/>
-        </w:rPr>
-        <w:t>Hierarchy</w:t>
-      </w:r>
-      <w:proofErr w:type="spellEnd"/>
-      <w:r>
-        <w:rPr>
-          <w:b/>
-          <w:bCs/>
-        </w:rPr>
-        <w:t xml:space="preserve"> — </w:t>
-      </w:r>
-      <w:proofErr w:type="spellStart"/>
-      <w:r>
-        <w:rPr>
-          <w:b/>
-          <w:bCs/>
-        </w:rPr>
-        <w:t>Dim_Date</w:t>
-      </w:r>
-      <w:proofErr w:type="spellEnd"/>
-    </w:p>
-    <w:p>
-      <w:r>
-        <w:t>Permite explorar el comportamiento en el tiempo desde el año hasta el día específico.</w:t>
-      </w:r>
-    </w:p>
-    <w:p>
-      <w:pPr>
-        <w:numPr>
-          <w:ilvl w:val="0"/>
-          <w:numId w:val="6"/>
-        </w:numPr>
-      </w:pPr>
-      <w:proofErr w:type="spellStart"/>
-      <w:r>
-        <w:t>Year</w:t>
-      </w:r>
-      <w:proofErr w:type="spellEnd"/>
-      <w:r>
-        <w:t xml:space="preserve"> → </w:t>
-      </w:r>
-      <w:proofErr w:type="spellStart"/>
-      <w:r>
-        <w:t>Quarter</w:t>
-      </w:r>
-      <w:proofErr w:type="spellEnd"/>
-      <w:r>
-        <w:t xml:space="preserve"> → </w:t>
-      </w:r>
-      <w:proofErr w:type="spellStart"/>
-      <w:r>
-        <w:t>Month</w:t>
-      </w:r>
-      <w:proofErr w:type="spellEnd"/>
-      <w:r>
-        <w:t xml:space="preserve"> Name → Day</w:t>
-      </w:r>
-    </w:p>
-    <w:p/>
+          <w:lang w:val="en-US"/>
+        </w:rPr>
+        <w:t xml:space="preserve"> with sales under $2M. Fitness stands out as a clear outlier in sales volume at approximately $7M making it the backbone of revenue despite not having the highest margin.</w:t>
+      </w:r>
+    </w:p>
+    <w:p>
+      <w:pPr>
+        <w:rPr>
+          <w:lang w:val="en-US"/>
+        </w:rPr>
+      </w:pPr>
+    </w:p>
     <w:sectPr>
       <w:pgSz w:w="12240" w:h="15840"/>
       <w:pgMar w:top="1440" w:right="1440" w:bottom="1440" w:left="1440" w:header="720" w:footer="720" w:gutter="0"/>
@@ -2213,6 +1393,119 @@
     </w:lvl>
   </w:abstractNum>
   <w:abstractNum w:abstractNumId="4" w15:restartNumberingAfterBreak="0">
+    <w:nsid w:val="5DDC1C82"/>
+    <w:multiLevelType w:val="multilevel"/>
+    <w:tmpl w:val="BB98526E"/>
+    <w:lvl w:ilvl="0">
+      <w:start w:val="1"/>
+      <w:numFmt w:val="decimal"/>
+      <w:lvlText w:val="%1."/>
+      <w:lvlJc w:val="left"/>
+      <w:pPr>
+        <w:tabs>
+          <w:tab w:val="num" w:pos="720"/>
+        </w:tabs>
+        <w:ind w:left="720" w:hanging="360"/>
+      </w:pPr>
+    </w:lvl>
+    <w:lvl w:ilvl="1" w:tentative="1">
+      <w:start w:val="1"/>
+      <w:numFmt w:val="decimal"/>
+      <w:lvlText w:val="%2."/>
+      <w:lvlJc w:val="left"/>
+      <w:pPr>
+        <w:tabs>
+          <w:tab w:val="num" w:pos="1440"/>
+        </w:tabs>
+        <w:ind w:left="1440" w:hanging="360"/>
+      </w:pPr>
+    </w:lvl>
+    <w:lvl w:ilvl="2" w:tentative="1">
+      <w:start w:val="1"/>
+      <w:numFmt w:val="decimal"/>
+      <w:lvlText w:val="%3."/>
+      <w:lvlJc w:val="left"/>
+      <w:pPr>
+        <w:tabs>
+          <w:tab w:val="num" w:pos="2160"/>
+        </w:tabs>
+        <w:ind w:left="2160" w:hanging="360"/>
+      </w:pPr>
+    </w:lvl>
+    <w:lvl w:ilvl="3" w:tentative="1">
+      <w:start w:val="1"/>
+      <w:numFmt w:val="decimal"/>
+      <w:lvlText w:val="%4."/>
+      <w:lvlJc w:val="left"/>
+      <w:pPr>
+        <w:tabs>
+          <w:tab w:val="num" w:pos="2880"/>
+        </w:tabs>
+        <w:ind w:left="2880" w:hanging="360"/>
+      </w:pPr>
+    </w:lvl>
+    <w:lvl w:ilvl="4" w:tentative="1">
+      <w:start w:val="1"/>
+      <w:numFmt w:val="decimal"/>
+      <w:lvlText w:val="%5."/>
+      <w:lvlJc w:val="left"/>
+      <w:pPr>
+        <w:tabs>
+          <w:tab w:val="num" w:pos="3600"/>
+        </w:tabs>
+        <w:ind w:left="3600" w:hanging="360"/>
+      </w:pPr>
+    </w:lvl>
+    <w:lvl w:ilvl="5" w:tentative="1">
+      <w:start w:val="1"/>
+      <w:numFmt w:val="decimal"/>
+      <w:lvlText w:val="%6."/>
+      <w:lvlJc w:val="left"/>
+      <w:pPr>
+        <w:tabs>
+          <w:tab w:val="num" w:pos="4320"/>
+        </w:tabs>
+        <w:ind w:left="4320" w:hanging="360"/>
+      </w:pPr>
+    </w:lvl>
+    <w:lvl w:ilvl="6" w:tentative="1">
+      <w:start w:val="1"/>
+      <w:numFmt w:val="decimal"/>
+      <w:lvlText w:val="%7."/>
+      <w:lvlJc w:val="left"/>
+      <w:pPr>
+        <w:tabs>
+          <w:tab w:val="num" w:pos="5040"/>
+        </w:tabs>
+        <w:ind w:left="5040" w:hanging="360"/>
+      </w:pPr>
+    </w:lvl>
+    <w:lvl w:ilvl="7" w:tentative="1">
+      <w:start w:val="1"/>
+      <w:numFmt w:val="decimal"/>
+      <w:lvlText w:val="%8."/>
+      <w:lvlJc w:val="left"/>
+      <w:pPr>
+        <w:tabs>
+          <w:tab w:val="num" w:pos="5760"/>
+        </w:tabs>
+        <w:ind w:left="5760" w:hanging="360"/>
+      </w:pPr>
+    </w:lvl>
+    <w:lvl w:ilvl="8" w:tentative="1">
+      <w:start w:val="1"/>
+      <w:numFmt w:val="decimal"/>
+      <w:lvlText w:val="%9."/>
+      <w:lvlJc w:val="left"/>
+      <w:pPr>
+        <w:tabs>
+          <w:tab w:val="num" w:pos="6480"/>
+        </w:tabs>
+        <w:ind w:left="6480" w:hanging="360"/>
+      </w:pPr>
+    </w:lvl>
+  </w:abstractNum>
+  <w:abstractNum w:abstractNumId="5" w15:restartNumberingAfterBreak="0">
     <w:nsid w:val="76D80EFC"/>
     <w:multiLevelType w:val="hybridMultilevel"/>
     <w:tmpl w:val="03DA4388"/>
@@ -2325,7 +1618,7 @@
       </w:rPr>
     </w:lvl>
   </w:abstractNum>
-  <w:abstractNum w:abstractNumId="5" w15:restartNumberingAfterBreak="0">
+  <w:abstractNum w:abstractNumId="6" w15:restartNumberingAfterBreak="0">
     <w:nsid w:val="7A1B3506"/>
     <w:multiLevelType w:val="hybridMultilevel"/>
     <w:tmpl w:val="C0D895BE"/>
@@ -2442,10 +1735,10 @@
     <w:abstractNumId w:val="1"/>
   </w:num>
   <w:num w:numId="2" w16cid:durableId="1198468622">
-    <w:abstractNumId w:val="5"/>
+    <w:abstractNumId w:val="6"/>
   </w:num>
   <w:num w:numId="3" w16cid:durableId="1625961985">
-    <w:abstractNumId w:val="4"/>
+    <w:abstractNumId w:val="5"/>
   </w:num>
   <w:num w:numId="4" w16cid:durableId="784811809">
     <w:abstractNumId w:val="3"/>
@@ -2455,6 +1748,9 @@
   </w:num>
   <w:num w:numId="6" w16cid:durableId="1189293085">
     <w:abstractNumId w:val="2"/>
+  </w:num>
+  <w:num w:numId="7" w16cid:durableId="1638412360">
+    <w:abstractNumId w:val="4"/>
   </w:num>
 </w:numbering>
 </file>

--- a/DataCo Proyect.docx
+++ b/DataCo Proyect.docx
@@ -836,6 +836,161 @@
         </w:rPr>
         <w:t xml:space="preserve"> with sales under $2M. Fitness stands out as a clear outlier in sales volume at approximately $7M making it the backbone of revenue despite not having the highest margin.</w:t>
       </w:r>
+    </w:p>
+    <w:p>
+      <w:pPr>
+        <w:rPr>
+          <w:lang w:val="en-US"/>
+        </w:rPr>
+      </w:pPr>
+    </w:p>
+    <w:p>
+      <w:pPr>
+        <w:rPr>
+          <w:b/>
+          <w:bCs/>
+          <w:lang w:val="en-US"/>
+        </w:rPr>
+      </w:pPr>
+      <w:r>
+        <w:rPr>
+          <w:b/>
+          <w:bCs/>
+          <w:lang w:val="en-US"/>
+        </w:rPr>
+        <w:lastRenderedPageBreak/>
+        <w:t>Page 3: Sales and Products</w:t>
+      </w:r>
+    </w:p>
+    <w:p>
+      <w:pPr>
+        <w:rPr>
+          <w:lang w:val="en-US"/>
+        </w:rPr>
+      </w:pPr>
+      <w:r>
+        <w:rPr>
+          <w:lang w:val="en-US"/>
+        </w:rPr>
+        <w:t>KPIs: Total Sales $36.8M | Total Orders 66K | Total Quantity 384K</w:t>
+      </w:r>
+    </w:p>
+    <w:p>
+      <w:pPr>
+        <w:rPr>
+          <w:lang w:val="en-US"/>
+        </w:rPr>
+      </w:pPr>
+      <w:r>
+        <w:rPr>
+          <w:lang w:val="en-US"/>
+        </w:rPr>
+        <w:t>Visuals created: Total Sales by Department Name with drill down using the Product Hierarchy. Total Orders by Geography with drill down using the Geography Hierarchy from Market to City. Total Sales trend by Year using the Date Hierarchy. Scatter Plot showing Total Quantity vs Total Sales by Category Name segmented by Department Name.</w:t>
+      </w:r>
+    </w:p>
+    <w:p>
+      <w:pPr>
+        <w:rPr>
+          <w:lang w:val="en-US"/>
+        </w:rPr>
+      </w:pPr>
+      <w:r>
+        <w:rPr>
+          <w:lang w:val="en-US"/>
+        </w:rPr>
+        <w:t xml:space="preserve">Key Insights: Fan Shop </w:t>
+      </w:r>
+      <w:proofErr w:type="gramStart"/>
+      <w:r>
+        <w:rPr>
+          <w:lang w:val="en-US"/>
+        </w:rPr>
+        <w:t>leads</w:t>
+      </w:r>
+      <w:proofErr w:type="gramEnd"/>
+      <w:r>
+        <w:rPr>
+          <w:lang w:val="en-US"/>
+        </w:rPr>
+        <w:t xml:space="preserve"> total sales at approximately $20M, nearly double Apparel in second place despite Apparel moving more units. This confirms Fan Shop sells higher price point products. The top three </w:t>
+      </w:r>
+      <w:proofErr w:type="gramStart"/>
+      <w:r>
+        <w:rPr>
+          <w:lang w:val="en-US"/>
+        </w:rPr>
+        <w:t>departments</w:t>
+      </w:r>
+      <w:proofErr w:type="gramEnd"/>
+      <w:r>
+        <w:rPr>
+          <w:lang w:val="en-US"/>
+        </w:rPr>
+        <w:t xml:space="preserve"> Fan Shop, Apparel and </w:t>
+      </w:r>
+      <w:proofErr w:type="gramStart"/>
+      <w:r>
+        <w:rPr>
+          <w:lang w:val="en-US"/>
+        </w:rPr>
+        <w:t>Golf</w:t>
+      </w:r>
+      <w:proofErr w:type="gramEnd"/>
+      <w:r>
+        <w:rPr>
+          <w:lang w:val="en-US"/>
+        </w:rPr>
+        <w:t xml:space="preserve"> concentrate </w:t>
+      </w:r>
+      <w:proofErr w:type="gramStart"/>
+      <w:r>
+        <w:rPr>
+          <w:lang w:val="en-US"/>
+        </w:rPr>
+        <w:t>the majority of</w:t>
+      </w:r>
+      <w:proofErr w:type="gramEnd"/>
+      <w:r>
+        <w:rPr>
+          <w:lang w:val="en-US"/>
+        </w:rPr>
+        <w:t xml:space="preserve"> sales volume, consistent with the Pareto principle where a small number of products drive most revenue. Fitness </w:t>
+      </w:r>
+      <w:proofErr w:type="gramStart"/>
+      <w:r>
+        <w:rPr>
+          <w:lang w:val="en-US"/>
+        </w:rPr>
+        <w:t>moves</w:t>
+      </w:r>
+      <w:proofErr w:type="gramEnd"/>
+      <w:r>
+        <w:rPr>
+          <w:lang w:val="en-US"/>
+        </w:rPr>
+        <w:t xml:space="preserve"> the highest number of units at approximately 80K but at lower price points, positioning it as a </w:t>
+      </w:r>
+      <w:proofErr w:type="gramStart"/>
+      <w:r>
+        <w:rPr>
+          <w:lang w:val="en-US"/>
+        </w:rPr>
+        <w:t>high volume</w:t>
+      </w:r>
+      <w:proofErr w:type="gramEnd"/>
+      <w:r>
+        <w:rPr>
+          <w:lang w:val="en-US"/>
+        </w:rPr>
+        <w:t xml:space="preserve"> low margin department. The United States leads total orders by a significant margin, followed by France and Mexico. Sales grew consistently from 2015 to 2017 reaching approximately $11M annually, followed by a sharp drop in 2018 to $331K. This anomaly likely reflects incomplete data for 2018 rather than a definitive business collapse, though it warrants further investigation with additional context outside the dataset.</w:t>
+      </w:r>
+    </w:p>
+    <w:p>
+      <w:pPr>
+        <w:rPr>
+          <w:lang w:val="en-US"/>
+        </w:rPr>
+      </w:pPr>
     </w:p>
     <w:p>
       <w:pPr>

--- a/DataCo Proyect.docx
+++ b/DataCo Proyect.docx
@@ -983,6 +983,76 @@
           <w:lang w:val="en-US"/>
         </w:rPr>
         <w:t xml:space="preserve"> low margin department. The United States leads total orders by a significant margin, followed by France and Mexico. Sales grew consistently from 2015 to 2017 reaching approximately $11M annually, followed by a sharp drop in 2018 to $331K. This anomaly likely reflects incomplete data for 2018 rather than a definitive business collapse, though it warrants further investigation with additional context outside the dataset.</w:t>
+      </w:r>
+    </w:p>
+    <w:p>
+      <w:pPr>
+        <w:rPr>
+          <w:b/>
+          <w:bCs/>
+          <w:lang w:val="en-US"/>
+        </w:rPr>
+      </w:pPr>
+      <w:r>
+        <w:rPr>
+          <w:b/>
+          <w:bCs/>
+          <w:lang w:val="en-US"/>
+        </w:rPr>
+        <w:t>Page 4: Customer Analysis</w:t>
+      </w:r>
+    </w:p>
+    <w:p>
+      <w:pPr>
+        <w:rPr>
+          <w:lang w:val="en-US"/>
+        </w:rPr>
+      </w:pPr>
+      <w:r>
+        <w:rPr>
+          <w:lang w:val="en-US"/>
+        </w:rPr>
+        <w:t>KPIs: Total Customers 21K | Total Orders 66K | Avg Order Value $559.45</w:t>
+      </w:r>
+    </w:p>
+    <w:p>
+      <w:pPr>
+        <w:rPr>
+          <w:lang w:val="en-US"/>
+        </w:rPr>
+      </w:pPr>
+      <w:r>
+        <w:rPr>
+          <w:lang w:val="en-US"/>
+        </w:rPr>
+        <w:t>Visuals created: Total Orders by Customer Segment. Total Sales by Customer Segment. Total Orders by Payment Type (Donut Chart). Late Delivery Rate % by Customer Segment. Total Orders by Customer Country.</w:t>
+      </w:r>
+    </w:p>
+    <w:p>
+      <w:pPr>
+        <w:rPr>
+          <w:lang w:val="en-US"/>
+        </w:rPr>
+      </w:pPr>
+      <w:r>
+        <w:rPr>
+          <w:lang w:val="en-US"/>
+        </w:rPr>
+        <w:t xml:space="preserve">Key Insights: Consumer is the dominant segment in both total orders and total sales, followed by Corporate and Home Office respectively. The proportion remains consistent across both metrics, indicating that the average order value is similar across all three segments with no segment buying at significantly higher price points than others. Late Delivery Rate is virtually identical across all customer segments at approximately 54% to 55%, with Home Office showing a marginally higher rate. This confirms that the delivery problem is systemic and does not discriminate </w:t>
+      </w:r>
+      <w:proofErr w:type="gramStart"/>
+      <w:r>
+        <w:rPr>
+          <w:lang w:val="en-US"/>
+        </w:rPr>
+        <w:t>by</w:t>
+      </w:r>
+      <w:proofErr w:type="gramEnd"/>
+      <w:r>
+        <w:rPr>
+          <w:lang w:val="en-US"/>
+        </w:rPr>
+        <w:t xml:space="preserve"> customer type. The United States leads total orders by customer country, followed by Puerto Rico. Since Puerto Rico is a US territory treated as a separate country in the dataset, combining both would make the US dominance even more pronounced. Debit is the most popular payment method at 38.54%, consistent with a business where Consumer is the dominant segment and online card payments are preferred. Bank transfer follows at 27.49%, likely driven by Corporate and Home Office segments that prefer institutional payment methods.</w:t>
       </w:r>
     </w:p>
     <w:p>
